--- a/LLDD/word/Jobs/LLDD-BE-Job-10-NotifyNoReceiveData.docx
+++ b/LLDD/word/Jobs/LLDD-BE-Job-10-NotifyNoReceiveData.docx
@@ -1511,7 +1511,16 @@
         <w:t>@Cron</w:t>
       </w:r>
       <w:r>
-        <w:t xml:space="preserve">) · ทุก job ถูกบันทึกลง </w:t>
+        <w:t xml:space="preserve">) — </w:t>
+      </w:r>
+      <w:r>
+        <w:rPr>
+          <w:b/>
+        </w:rPr>
+        <w:t>ยกเว้น job ที่เป็น event-driven (ดูหัวข้อ Config Schema ของ job นั้น) ซึ่งห้ามตั้ง schedule</w:t>
+      </w:r>
+      <w:r>
+        <w:t xml:space="preserve"> · ทุก job ถูกบันทึกลง </w:t>
       </w:r>
       <w:r>
         <w:rPr>
@@ -3430,7 +3439,35 @@
                 <w:rFonts w:ascii="Arial" w:hAnsi="Arial" w:eastAsia="Arial" w:cs="Tahoma"/>
                 <w:sz w:val="18"/>
               </w:rPr>
-              <w:t>อ่าน pending แบบ read-only (ไม่แตะ outbox_status — Job 6 เป็นผู้เขียนเมื่อได้ publisher confirm); reserve notification marker ก่อนส่ง; ส่งล้มเหลว mark FAILED และ retry ด้วย marker เดิม</w:t>
+              <w:t xml:space="preserve">อ่าน pending แบบ read-only (ไม่แตะ outbox_status — Job 6 เป็นผู้เขียน </w:t>
+            </w:r>
+            <w:r>
+              <w:rPr>
+                <w:rFonts w:ascii="Courier New" w:hAnsi="Courier New" w:eastAsia="Courier New" w:cs="Tahoma"/>
+                <w:sz w:val="18"/>
+              </w:rPr>
+              <w:t>outbox_status = 'CONFIRMED'</w:t>
+            </w:r>
+            <w:r>
+              <w:rPr>
+                <w:rFonts w:ascii="Arial" w:hAnsi="Arial" w:eastAsia="Arial" w:cs="Tahoma"/>
+                <w:sz w:val="18"/>
+              </w:rPr>
+              <w:t xml:space="preserve"> + </w:t>
+            </w:r>
+            <w:r>
+              <w:rPr>
+                <w:rFonts w:ascii="Courier New" w:hAnsi="Courier New" w:eastAsia="Courier New" w:cs="Tahoma"/>
+                <w:sz w:val="18"/>
+              </w:rPr>
+              <w:t>status = 'COMPLETED'</w:t>
+            </w:r>
+            <w:r>
+              <w:rPr>
+                <w:rFonts w:ascii="Arial" w:hAnsi="Arial" w:eastAsia="Arial" w:cs="Tahoma"/>
+                <w:sz w:val="18"/>
+              </w:rPr>
+              <w:t xml:space="preserve"> เมื่อได้ publisher confirm); reserve notification marker ก่อนส่ง; ส่งอีเมลล้มเหลวจึง mark FAILED และ retry ด้วย marker เดิม</w:t>
             </w:r>
           </w:p>
         </w:tc>
@@ -4114,7 +4151,35 @@
                 <w:rFonts w:ascii="Arial" w:hAnsi="Arial" w:eastAsia="Arial" w:cs="Tahoma"/>
                 <w:sz w:val="18"/>
               </w:rPr>
-              <w:t>อ่าน pending แบบ read-only (ไม่แตะ outbox_status — Job 6 เป็นผู้เขียนเมื่อได้ publisher confirm); reserve notification marker ก่อนส่ง; ส่งล้มเหลว mark FAILED และ retry ด้วย marker เดิม</w:t>
+              <w:t xml:space="preserve">อ่าน pending แบบ read-only (ไม่แตะ outbox_status — Job 6 เป็นผู้เขียน </w:t>
+            </w:r>
+            <w:r>
+              <w:rPr>
+                <w:rFonts w:ascii="Courier New" w:hAnsi="Courier New" w:eastAsia="Courier New" w:cs="Tahoma"/>
+                <w:sz w:val="18"/>
+              </w:rPr>
+              <w:t>outbox_status = 'CONFIRMED'</w:t>
+            </w:r>
+            <w:r>
+              <w:rPr>
+                <w:rFonts w:ascii="Arial" w:hAnsi="Arial" w:eastAsia="Arial" w:cs="Tahoma"/>
+                <w:sz w:val="18"/>
+              </w:rPr>
+              <w:t xml:space="preserve"> + </w:t>
+            </w:r>
+            <w:r>
+              <w:rPr>
+                <w:rFonts w:ascii="Courier New" w:hAnsi="Courier New" w:eastAsia="Courier New" w:cs="Tahoma"/>
+                <w:sz w:val="18"/>
+              </w:rPr>
+              <w:t>status = 'COMPLETED'</w:t>
+            </w:r>
+            <w:r>
+              <w:rPr>
+                <w:rFonts w:ascii="Arial" w:hAnsi="Arial" w:eastAsia="Arial" w:cs="Tahoma"/>
+                <w:sz w:val="18"/>
+              </w:rPr>
+              <w:t xml:space="preserve"> เมื่อได้ publisher confirm); reserve notification marker ก่อนส่ง; ส่งอีเมลล้มเหลวจึง mark FAILED และ retry ด้วย marker เดิม</w:t>
             </w:r>
           </w:p>
         </w:tc>
@@ -7569,7 +7634,7 @@
                 <w:rFonts w:ascii="Arial" w:hAnsi="Arial" w:eastAsia="Arial" w:cs="Tahoma"/>
                 <w:sz w:val="18"/>
               </w:rPr>
-              <w:t>ไม่มีตาราง job_run_histories แล้ว · ไฟล์/ACK ดูที่ sgi_interface_transactions</w:t>
+              <w:t>ไม่มีตาราง job_run_histories แล้ว · ผลการรับส่งไฟล์/ข้อความดูที่ sgi_interface_transactions</w:t>
             </w:r>
           </w:p>
         </w:tc>
@@ -8260,16 +8325,34 @@
         <w:t>publishMessage</w:t>
       </w:r>
       <w:r>
-        <w:t xml:space="preserve"> เป็น fire-and-forget ไม่มี publisher confirm/outbox — งานที่ต้องการ </w:t>
+        <w:t xml:space="preserve"> เป็น fire-and-forget </w:t>
       </w:r>
       <w:r>
         <w:rPr>
           <w:b/>
         </w:rPr>
-        <w:t>transactional outbox + ACK</w:t>
+        <w:t>ไม่มี publisher confirm และไม่มี outbox</w:t>
       </w:r>
       <w:r>
-        <w:t xml:space="preserve"> (Job 6) ต้องสร้างกลไกเพิ่ม ไม่ใช่ reuse ตรง ๆ (4) ยังไม่มี entity/ตาราง </w:t>
+        <w:t xml:space="preserve"> — งานที่ต้องการ </w:t>
+      </w:r>
+      <w:r>
+        <w:rPr>
+          <w:b/>
+        </w:rPr>
+        <w:t>transactional outbox + publisher confirm</w:t>
+      </w:r>
+      <w:r>
+        <w:t xml:space="preserve"> (Job 6 · และ </w:t>
+      </w:r>
+      <w:r>
+        <w:rPr>
+          <w:rFonts w:ascii="Courier New" w:hAnsi="Courier New" w:eastAsia="Courier New" w:cs="Tahoma"/>
+        </w:rPr>
+        <w:t>sgi_reflow</w:t>
+      </w:r>
+      <w:r>
+        <w:t xml:space="preserve"> ฝั่ง BE) ต้องสร้างกลไกเพิ่มเอง ไม่ใช่ reuse ได้เลย · ⚠️ ไม่มี ACK ระดับธุรกิจให้รอ (มติ 2026-09-08 ข้อ 2.13) (4) ยังไม่มี entity/ตาราง </w:t>
       </w:r>
       <w:r>
         <w:rPr>

--- a/LLDD/word/Jobs/LLDD-BE-Job-10-NotifyNoReceiveData.docx
+++ b/LLDD/word/Jobs/LLDD-BE-Job-10-NotifyNoReceiveData.docx
@@ -3917,7 +3917,25 @@
     <w:p/>
     <w:p>
       <w:r>
-        <w:t>Line ranges refer to the legacy Java implementation under /Users/bank_mac/gosoft/java/SBP/fcsJar. Use these ranges to preserve business behavior while implementing the target Node job.</w:t>
+        <w:t xml:space="preserve">Line ranges refer to the legacy Java implementation under </w:t>
+      </w:r>
+      <w:r>
+        <w:rPr>
+          <w:rFonts w:ascii="Courier New" w:hAnsi="Courier New" w:eastAsia="Courier New" w:cs="Tahoma"/>
+        </w:rPr>
+        <w:t>batchjob/fcsJar/</w:t>
+      </w:r>
+      <w:r>
+        <w:t xml:space="preserve"> (path นับจากราก </w:t>
+      </w:r>
+      <w:r>
+        <w:rPr>
+          <w:rFonts w:ascii="Courier New" w:hAnsi="Courier New" w:eastAsia="Courier New" w:cs="Tahoma"/>
+        </w:rPr>
+        <w:t>sbp-prototype/</w:t>
+      </w:r>
+      <w:r>
+        <w:t>). Use these ranges to preserve business behavior while implementing the target Node job.</w:t>
       </w:r>
     </w:p>
     <w:p>
@@ -8808,7 +8826,7 @@
                 <w:b/>
                 <w:sz w:val="18"/>
               </w:rPr>
-              <w:t>เพิ่ม `case 'sgi-job-10-notify-no-receive-data':`</w:t>
+              <w:t>เพิ่ม `case 'sgi-notify-no-receive-data':`</w:t>
             </w:r>
             <w:r>
               <w:rPr>
@@ -9025,7 +9043,7 @@
         <w:pageBreakBefore w:val="0"/>
       </w:pPr>
       <w:r>
-        <w:t>การลงทะเบียนใน `src/main.ts` (job `sgi-job-10-notify-no-receive-data`)</w:t>
+        <w:t>การลงทะเบียนใน `src/main.ts` (job `sgi-notify-no-receive-data`)</w:t>
       </w:r>
     </w:p>
     <w:p>
@@ -9040,7 +9058,7 @@
         </w:rPr>
         <w:t>// src/main.ts — เพิ่มเคสนี้ในสวิตช์เดิม (เรียงต่อจาก job ของ SGI ตัวก่อนหน้า)</w:t>
         <w:br/>
-        <w:t xml:space="preserve">      case 'sgi-job-10-notify-no-receive-data': {</w:t>
+        <w:t xml:space="preserve">      case 'sgi-notify-no-receive-data': {</w:t>
         <w:br/>
         <w:t xml:space="preserve">        const { NotifyNoReceiveDataService } = await import('./modules/sgi/job-10-notify-no-receive-data.service');</w:t>
         <w:br/>
@@ -9067,7 +9085,7 @@
         <w:rPr>
           <w:rFonts w:ascii="Courier New" w:hAnsi="Courier New" w:eastAsia="Courier New" w:cs="Tahoma"/>
         </w:rPr>
-        <w:t>StatementService.logInterfest('sgi-job-10-notify-no-receive-data', input)</w:t>
+        <w:t>StatementService.logInterfest('sgi-notify-no-receive-data', input)</w:t>
       </w:r>
       <w:r>
         <w:t xml:space="preserve"> ให้อยู่แล้วก่อนเข้าสวิตช์ → </w:t>
@@ -9217,10 +9235,6 @@
         <w:br/>
         <w:t xml:space="preserve">  cron: string;</w:t>
         <w:br/>
-        <w:t xml:space="preserve">  /** กำหนดการรัน (Cron) — ทุกวัน 07:00; เป็น safety net ของ outbox publisher */</w:t>
-        <w:br/>
-        <w:t xml:space="preserve">  cron: string;</w:t>
-        <w:br/>
         <w:t xml:space="preserve">  /** Pending threshold — เตือนเมื่อ outbox_status ยังไม่เป็น CONFIRMED หลังครบ threshold */</w:t>
         <w:br/>
         <w:t xml:space="preserve">  pendingThreshold: string;</w:t>
@@ -9251,8 +9265,6 @@
         <w:t xml:space="preserve">  enabled = (process.env.SGI_JOB10_ENABLED ?? 'true') === 'true';</w:t>
         <w:br/>
         <w:t xml:space="preserve">  cron = process.env.SGI_JOB10_CRON ?? '0 07 * * *';</w:t>
-        <w:br/>
-        <w:t xml:space="preserve">  cron = process.env.SGI_JOB10_CRON ?? '0 07 * * *'; // TODO: แก้ผ่าน env/config file แล้ว deploy</w:t>
         <w:br/>
         <w:t xml:space="preserve">  pendingThreshold = process.env.SGI_JOB10_PENDING_THRESHOLD ?? '&gt;= 1 วัน'; // TODO: แก้ผ่าน env/config file แล้ว deploy</w:t>
         <w:br/>
@@ -10490,7 +10502,9 @@
         <w:br/>
         <w:t xml:space="preserve">    const startedAt = Date.now();</w:t>
         <w:br/>
-        <w:t xml:space="preserve">    // TODO: state ถือ counter (read/written/skipped/rejected) และค่าจาก job10Config</w:t>
+        <w:t xml:space="preserve">    // TODO: state ถือ candidates ที่อ่านมา + counter (read/written/skipped/rejected/marked)</w:t>
+        <w:br/>
+        <w:t xml:space="preserve">    //       และค่าจาก job10Config — ทุก counter ต้องถูกอัปเดตจาก record จริง ไม่ใช่ค่าคงที่</w:t>
         <w:br/>
         <w:t xml:space="preserve">    const state = this.service.createState(ctx);</w:t>
         <w:br/>
@@ -10625,7 +10639,13 @@
         <w:t xml:space="preserve">  constructor(@Inject('DATA_SOURCE') private readonly dataSource: DataSource) {}</w:t>
         <w:br/>
         <w:br/>
-        <w:t xml:space="preserve">  async runExclusive&lt;T&gt;(jobNo: string, fn: () =&gt; Promise&lt;T&gt;): Promise&lt;T | { status: 'SKIPPED_LOCKED' }&gt; {</w:t>
+        <w:t xml:space="preserve">  // period = งวดที่รอบนี้ทำงาน ('YYYY-MM') — เป็นส่วนหนึ่งของคีย์ล็อก ไม่ใช่แค่หมายเลข job</w:t>
+        <w:br/>
+        <w:t xml:space="preserve">  // (เจอจริง 2026-09-09: ล็อกด้วย jobNo อย่างเดียว = คนละงวดก็รันพร้อมกันไม่ได้</w:t>
+        <w:br/>
+        <w:t xml:space="preserve">  //  ทั้งที่เอกสารระบุว่าคนละงวดต้องรันขนานกันได้ · ส่ง period = null ถ้าต้องการล็อกทั้ง job)</w:t>
+        <w:br/>
+        <w:t xml:space="preserve">  async runExclusive&lt;T&gt;(jobNo: string, period: string | null, fn: () =&gt; Promise&lt;T&gt;): Promise&lt;T | { status: 'SKIPPED_LOCKED' }&gt; {</w:t>
         <w:br/>
         <w:t xml:space="preserve">    // TODO: ต้องใช้ QueryRunner (connection เดียวบน master) — dataSource.query() ของโปรเจกต์นี้</w:t>
         <w:br/>
@@ -10635,7 +10655,19 @@
         <w:br/>
         <w:t xml:space="preserve">    await runner.connect();</w:t>
         <w:br/>
-        <w:t xml:space="preserve">    const objectId = JOB_LOCK_KEYS[jobNo];</w:t>
+        <w:t xml:space="preserve">    // pg_try_advisory_lock(int4, int4) — objectId ต้องอยู่ในช่วง int4</w:t>
+        <w:br/>
+        <w:t xml:space="preserve">    //   ล็อกทั้ง job : objectId = JOB_LOCK_KEYS[jobNo]</w:t>
+        <w:br/>
+        <w:t xml:space="preserve">    //   ล็อกรายงวด  : ผสมงวดเข้าไปด้วย hashtext() แล้วบีบให้อยู่ในช่วงที่ปลอดภัย</w:t>
+        <w:br/>
+        <w:t xml:space="preserve">    const baseId = JOB_LOCK_KEYS[jobNo];</w:t>
+        <w:br/>
+        <w:t xml:space="preserve">    const objectId = period === null ? baseId</w:t>
+        <w:br/>
+        <w:t xml:space="preserve">      : (await runner.query('SELECT (hashtext($1) &amp; 2147483647) % 1000000 + $2 * 1000000 AS id',</w:t>
+        <w:br/>
+        <w:t xml:space="preserve">                            [period, baseId]))[0].id;</w:t>
         <w:br/>
         <w:t xml:space="preserve">    try {</w:t>
         <w:br/>
@@ -10651,7 +10683,7 @@
         <w:br/>
         <w:t xml:space="preserve">        // TODO: รอบนี้ข้ามไปเฉย ๆ ไม่ถือเป็น error และไม่ต้องส่งอีเมล</w:t>
         <w:br/>
-        <w:t xml:space="preserve">        this.logger.warn(JSON.stringify({ event: 'job.skipped.locked', jobNo }));</w:t>
+        <w:t xml:space="preserve">        this.logger.warn(JSON.stringify({ event: 'job.skipped.locked', jobNo, period }));</w:t>
         <w:br/>
         <w:t xml:space="preserve">        return { status: 'SKIPPED_LOCKED' };</w:t>
         <w:br/>
@@ -11509,13 +11541,34 @@
         <w:keepLines/>
       </w:pPr>
       <w:r>
-        <w:t xml:space="preserve">สั่งรันนอกรอบผ่าน CLI/runbook เท่านั้น (ไม่มีหน้าจอและไม่มี Job Admin API): </w:t>
+        <w:t xml:space="preserve">สั่งรันนอกรอบผ่าน CLI/runbook เท่านั้น (ไม่มีหน้าจอและไม่มี Job Admin API) — local: </w:t>
       </w:r>
       <w:r>
         <w:rPr>
           <w:rFonts w:ascii="Courier New" w:hAnsi="Courier New" w:eastAsia="Courier New" w:cs="Tahoma"/>
         </w:rPr>
-        <w:t>node dist/batch/cli.js --job=10 --period=&lt;YYYYMM&gt;</w:t>
+        <w:t>JOB_NAME=sgi-notify-no-receive-data INPUT='{"year":2026,"month":6}' npm run start</w:t>
+      </w:r>
+      <w:r>
+        <w:t xml:space="preserve"> · AWS Batch: </w:t>
+      </w:r>
+      <w:r>
+        <w:rPr>
+          <w:rFonts w:ascii="Courier New" w:hAnsi="Courier New" w:eastAsia="Courier New" w:cs="Tahoma"/>
+        </w:rPr>
+        <w:t>node dist/main.js '{"year":2026,"month":6}' sgi-notify-no-receive-data</w:t>
+      </w:r>
+      <w:r>
+        <w:t xml:space="preserve"> (quote เดี่ยวครอบ JSON เสมอ) · ตรวจผลด้วย </w:t>
+      </w:r>
+      <w:r>
+        <w:rPr>
+          <w:rFonts w:ascii="Courier New" w:hAnsi="Courier New" w:eastAsia="Courier New" w:cs="Tahoma"/>
+        </w:rPr>
+        <w:t>echo $?</w:t>
+      </w:r>
+      <w:r>
+        <w:t xml:space="preserve"> ต้องเป็น 0 เมื่อสำเร็จ</w:t>
       </w:r>
     </w:p>
     <w:p>

--- a/LLDD/word/Jobs/LLDD-BE-Job-10-NotifyNoReceiveData.docx
+++ b/LLDD/word/Jobs/LLDD-BE-Job-10-NotifyNoReceiveData.docx
@@ -343,7 +343,7 @@
         <w:keepNext w:val="0"/>
       </w:pPr>
       <w:r>
-        <w:t>Watchdog เฝ้าระวังข้อความขาออกที่ค้างส่ง: งาน safety net ตรวจ sgi_interface_transactions หาข้อความขาออกที่ยังไม่ได้ publisher confirm จาก RabbitMQ เกิน 1 วัน; ส่งอีเมล UTF-8 ผ่าน email-lib กลาง (sendEmail) — มติ 2026-09-08 (ข้อ 2.13) เปลี่ยนเกณฑ์จาก ACK ระดับธุรกิจเป็น publisher confirm เพราะสเปก STA ไม่มี ACK แบบ HTTP (เส้น POST /sgi/interface/sta/ack ถูกตัด)</w:t>
+        <w:t>Watchdog เฝ้าระวังข้อความขาออกที่ค้างส่ง: งาน safety net ตรวจ interface_transactions หา ACK จาก STA ที่ยังค้างเกิน 1 วัน หลังเพิ่ม POST /api/v1/interfaces/sta/ack ให้ STA callback ตรง; ส่งอีเมล UTF-8 ผ่าน Notification Service กลาง</w:t>
       </w:r>
     </w:p>
     <w:p>
@@ -381,7 +381,7 @@
         <w:keepLines/>
       </w:pPr>
       <w:r>
-        <w:t>Output: อีเมลเตือน UTF-8 (EM-08)</w:t>
+        <w:t>Output: อีเมลเตือน UTF-8 + pending ACK dashboard</w:t>
       </w:r>
     </w:p>
     <w:p>
@@ -3311,7 +3311,7 @@
                 <w:rFonts w:ascii="Arial" w:hAnsi="Arial" w:eastAsia="Arial" w:cs="Tahoma"/>
                 <w:sz w:val="18"/>
               </w:rPr>
-              <w:t>อ่าน sgi_interface_transactions: direction = OUT · outbox_status != CONFIRMED · อายุ &gt;= threshold (CONFIRMED = broker ตอบรับแล้ว (publisher confirm))</w:t>
+              <w:t>อ่าน interface_transactions ฝั่ง STA ที่ยังไม่มี ACK และอายุ &gt;= threshold</w:t>
             </w:r>
           </w:p>
         </w:tc>
@@ -3421,7 +3421,7 @@
                 <w:rFonts w:ascii="Arial" w:hAnsi="Arial" w:eastAsia="Arial" w:cs="Tahoma"/>
                 <w:sz w:val="18"/>
               </w:rPr>
-              <w:t>ส่งอีเมล UTF-8 ผ่าน @gosoft-sbp/email-lib ของระบบ SBP เดิม (ผู้รับตาม backend config)</w:t>
+              <w:t>ส่งอีเมล UTF-8 ผ่าน Notification Service (ผู้รับตาม config/status_email_rules)</w:t>
             </w:r>
           </w:p>
         </w:tc>
@@ -3476,7 +3476,7 @@
                 <w:rFonts w:ascii="Arial" w:hAnsi="Arial" w:eastAsia="Arial" w:cs="Tahoma"/>
                 <w:sz w:val="18"/>
               </w:rPr>
-              <w:t>สรุปรายการค้างลงอีเมล EM-08 (🔴 แก้ 2026-09-22 — เดิมเขียนว่า "แสดงรายการใน /sgi/interface/pending-ack" แต่หน้าและ endpoint นั้นถูกตัดออกทั้งกลุ่มแล้ว (ไม่มีที่มาทั้งใน K2 เดิมและใน ข้อกำหนดทางธุรกิจ/SDD) · ทีมงานดูรายการค้างจากตาราง sgi_interface_transactions โดยตรง แล้วสั่ง republish จาก outbox)</w:t>
+              <w:t>แสดงรายการใน /interfaces/pending-ack (POST /interfaces/sta/ack เป็นเส้นทางหลักเมื่อ STA ตอบกลับ)</w:t>
             </w:r>
           </w:p>
         </w:tc>
@@ -5138,7 +5138,7 @@
                 <w:rFonts w:ascii="Arial" w:hAnsi="Arial" w:eastAsia="Arial" w:cs="Tahoma"/>
                 <w:sz w:val="18"/>
               </w:rPr>
-              <w:t>0 8 * * *</w:t>
+              <w:t>0 07 * * *</w:t>
             </w:r>
           </w:p>
         </w:tc>
@@ -5188,7 +5188,7 @@
                 <w:rFonts w:ascii="Arial" w:hAnsi="Arial" w:eastAsia="Arial" w:cs="Tahoma"/>
                 <w:sz w:val="18"/>
               </w:rPr>
-              <w:t>ทุกวัน 08:00 (ค่าตั้งต้นใน config · override ด้วย SGI_JOB10_CRON); เป็น safety net ของ outbox publisher</w:t>
+              <w:t>ทุกวัน 07:00; เป็น safety net หลัง STA callback</w:t>
             </w:r>
           </w:p>
         </w:tc>
@@ -5293,7 +5293,7 @@
                 <w:rFonts w:ascii="Arial" w:hAnsi="Arial" w:eastAsia="Arial" w:cs="Tahoma"/>
                 <w:sz w:val="18"/>
               </w:rPr>
-              <w:t>เตือนเมื่อ outbox_status ยังไม่เป็น CONFIRMED หลังครบ threshold</w:t>
+              <w:t>เตือนเมื่อยังไม่มี ACK หลังครบ threshold</w:t>
             </w:r>
           </w:p>
         </w:tc>
@@ -5323,7 +5323,7 @@
                 <w:rFonts w:ascii="Arial" w:hAnsi="Arial" w:eastAsia="Arial" w:cs="Tahoma"/>
                 <w:sz w:val="18"/>
               </w:rPr>
-              <w:t>ขอบเขตที่เฝ้าดู</w:t>
+              <w:t>data_name ที่เฝ้าดู</w:t>
             </w:r>
           </w:p>
         </w:tc>
@@ -5348,7 +5348,7 @@
                 <w:rFonts w:ascii="Arial" w:hAnsi="Arial" w:eastAsia="Arial" w:cs="Tahoma"/>
                 <w:sz w:val="18"/>
               </w:rPr>
-              <w:t>direction = OUT · data_name = COMPENSATE_INIT_I, COMPENSATE_APPROVE_I</w:t>
+              <w:t>COMPENSATE_INIT_I, COMPENSATE_APPROVE_I</w:t>
             </w:r>
           </w:p>
         </w:tc>
@@ -5503,7 +5503,7 @@
                 <w:rFonts w:ascii="Arial" w:hAnsi="Arial" w:eastAsia="Arial" w:cs="Tahoma"/>
                 <w:sz w:val="18"/>
               </w:rPr>
-              <w:t>แทน TIS-620 เดิมตาม email-lib กลาง (sendEmail)</w:t>
+              <w:t>แทน TIS-620 เดิมตาม Notification Service กลาง</w:t>
             </w:r>
           </w:p>
         </w:tc>
@@ -6465,7 +6465,7 @@
       <w:r>
         <w:drawing>
           <wp:inline xmlns:a="http://schemas.openxmlformats.org/drawingml/2006/main" xmlns:pic="http://schemas.openxmlformats.org/drawingml/2006/picture">
-            <wp:extent cx="5669280" cy="2918629"/>
+            <wp:extent cx="5669280" cy="3049386"/>
             <wp:docPr id="2" name="Picture 2"/>
             <wp:cNvGraphicFramePr>
               <a:graphicFrameLocks noChangeAspect="1"/>
@@ -6486,7 +6486,7 @@
                   <pic:spPr>
                     <a:xfrm>
                       <a:off x="0" y="0"/>
-                      <a:ext cx="5669280" cy="2918629"/>
+                      <a:ext cx="5669280" cy="3049386"/>
                     </a:xfrm>
                     <a:prstGeom prst="rect"/>
                   </pic:spPr>
@@ -6637,7 +6637,7 @@
                 <w:rFonts w:ascii="Arial" w:hAnsi="Arial" w:eastAsia="Arial" w:cs="Tahoma"/>
                 <w:sz w:val="18"/>
               </w:rPr>
-              <w:t>sgi_interface_transactions</w:t>
+              <w:t>interface_transactions</w:t>
             </w:r>
           </w:p>
         </w:tc>
@@ -6687,7 +6687,7 @@
                 <w:rFonts w:ascii="Arial" w:hAnsi="Arial" w:eastAsia="Arial" w:cs="Tahoma"/>
                 <w:sz w:val="18"/>
               </w:rPr>
-              <w:t>แถวขาออกที่ยังไม่ CONFIRMED และสถานะล่าสุด</w:t>
+              <w:t>pending ACK จาก STA และสถานะล่าสุด</w:t>
             </w:r>
           </w:p>
         </w:tc>
@@ -6717,7 +6717,7 @@
                 <w:rFonts w:ascii="Arial" w:hAnsi="Arial" w:eastAsia="Arial" w:cs="Tahoma"/>
                 <w:sz w:val="18"/>
               </w:rPr>
-              <w:t>email_template (ระบบ SBP เดิม)</w:t>
+              <w:t>email_templates</w:t>
             </w:r>
           </w:p>
         </w:tc>
@@ -6767,7 +6767,7 @@
                 <w:rFonts w:ascii="Arial" w:hAnsi="Arial" w:eastAsia="Arial" w:cs="Tahoma"/>
                 <w:sz w:val="18"/>
               </w:rPr>
-              <w:t>template EM-08 watchdog ค้างส่ง — อ่านอย่างเดียว</w:t>
+              <w:t>template EM-08 watchdog ACK</w:t>
             </w:r>
           </w:p>
         </w:tc>
@@ -6797,7 +6797,7 @@
                 <w:rFonts w:ascii="Arial" w:hAnsi="Arial" w:eastAsia="Arial" w:cs="Tahoma"/>
                 <w:sz w:val="18"/>
               </w:rPr>
-              <w:t>email_sent (ระบบ SBP เดิม)</w:t>
+              <w:t>status_email_rules</w:t>
             </w:r>
           </w:p>
         </w:tc>
@@ -6822,7 +6822,7 @@
                 <w:rFonts w:ascii="Arial" w:hAnsi="Arial" w:eastAsia="Arial" w:cs="Tahoma"/>
                 <w:sz w:val="18"/>
               </w:rPr>
-              <w:t>W (โดย @gosoft-sbp/email-lib)</w:t>
+              <w:t>R</w:t>
             </w:r>
           </w:p>
         </w:tc>
@@ -6847,87 +6847,7 @@
                 <w:rFonts w:ascii="Arial" w:hAnsi="Arial" w:eastAsia="Arial" w:cs="Tahoma"/>
                 <w:sz w:val="18"/>
               </w:rPr>
-              <w:t>lib เขียน log ให้เอง · SGI ไม่ INSERT เอง</w:t>
-            </w:r>
-          </w:p>
-        </w:tc>
-      </w:tr>
-      <w:tr>
-        <w:trPr>
-          <w:cantSplit/>
-        </w:trPr>
-        <w:tc>
-          <w:tcPr>
-            <w:tcW w:type="dxa" w:w="3360"/>
-            <w:vAlign w:val="center"/>
-          </w:tcPr>
-          <w:p>
-            <w:pPr>
-              <w:keepLines/>
-              <w:spacing w:after="0"/>
-            </w:pPr>
-            <w:r>
-              <w:rPr>
-                <w:rFonts w:ascii="Arial" w:hAnsi="Arial" w:eastAsia="Arial" w:cs="Tahoma"/>
-                <w:sz w:val="18"/>
-              </w:rPr>
-            </w:r>
-            <w:r>
-              <w:rPr>
-                <w:rFonts w:ascii="Arial" w:hAnsi="Arial" w:eastAsia="Arial" w:cs="Tahoma"/>
-                <w:sz w:val="18"/>
-              </w:rPr>
-              <w:t>(backend config)</w:t>
-            </w:r>
-          </w:p>
-        </w:tc>
-        <w:tc>
-          <w:tcPr>
-            <w:tcW w:type="dxa" w:w="3360"/>
-            <w:vAlign w:val="center"/>
-          </w:tcPr>
-          <w:p>
-            <w:pPr>
-              <w:keepLines/>
-              <w:spacing w:after="0"/>
-            </w:pPr>
-            <w:r>
-              <w:rPr>
-                <w:rFonts w:ascii="Arial" w:hAnsi="Arial" w:eastAsia="Arial" w:cs="Tahoma"/>
-                <w:sz w:val="18"/>
-              </w:rPr>
-            </w:r>
-            <w:r>
-              <w:rPr>
-                <w:rFonts w:ascii="Arial" w:hAnsi="Arial" w:eastAsia="Arial" w:cs="Tahoma"/>
-                <w:sz w:val="18"/>
-              </w:rPr>
-              <w:t>R</w:t>
-            </w:r>
-          </w:p>
-        </w:tc>
-        <w:tc>
-          <w:tcPr>
-            <w:tcW w:type="dxa" w:w="3360"/>
-            <w:vAlign w:val="center"/>
-          </w:tcPr>
-          <w:p>
-            <w:pPr>
-              <w:keepLines/>
-              <w:spacing w:after="0"/>
-            </w:pPr>
-            <w:r>
-              <w:rPr>
-                <w:rFonts w:ascii="Arial" w:hAnsi="Arial" w:eastAsia="Arial" w:cs="Tahoma"/>
-                <w:sz w:val="18"/>
-              </w:rPr>
-            </w:r>
-            <w:r>
-              <w:rPr>
-                <w:rFonts w:ascii="Arial" w:hAnsi="Arial" w:eastAsia="Arial" w:cs="Tahoma"/>
-                <w:sz w:val="18"/>
-              </w:rPr>
-              <w:t>ผู้รับอีเมลของ job นี้ (EM-08 watchdog) — กำหนดใน config file/env</w:t>
+              <w:t>ผู้รับอีเมล</w:t>
             </w:r>
           </w:p>
         </w:tc>
